--- a/06-Skill/knowledge-graph-extraction/assets/唐长安城知识图谱_多人全量提取操作手册_v1.docx
+++ b/06-Skill/knowledge-graph-extraction/assets/唐长安城知识图谱_多人全量提取操作手册_v1.docx
@@ -4,7 +4,7 @@
   <w:body>
     <w:p>
       <w:pPr>
-        <w:spacing w:before="560" w:after="160"/>
+        <w:spacing w:before="400"/>
         <w:jc w:val="center"/>
       </w:pPr>
       <w:r>
@@ -28,12 +28,11 @@
           <w:color w:val="1F6475"/>
           <w:sz w:val="34"/>
         </w:rPr>
-        <w:t>多人全量提取操作手册</w:t>
+        <w:t>三人全量提取操作手册</w:t>
       </w:r>
     </w:p>
     <w:p>
       <w:pPr>
-        <w:spacing w:before="160"/>
         <w:jc w:val="center"/>
       </w:pPr>
       <w:r>
@@ -43,29 +42,27 @@
           <w:color w:val="5F6B73"/>
           <w:sz w:val="19"/>
         </w:rPr>
-        <w:t>适用 Skill：knowledge-graph-extraction v3｜版本：v1｜日期：2026-08-13</w:t>
+        <w:t>成员A为负责人；成员B、C为协作者 · 2026-08-13</w:t>
       </w:r>
     </w:p>
     <w:tbl>
       <w:tblPr>
         <w:tblW w:type="auto" w:w="0"/>
-        <w:jc w:val="center"/>
-        <w:tblLayout w:type="fixed"/>
         <w:tblLook w:firstColumn="1" w:firstRow="1" w:lastColumn="0" w:lastRow="0" w:noHBand="0" w:noVBand="1" w:val="04A0"/>
       </w:tblPr>
       <w:tblGrid>
-        <w:gridCol w:w="9184"/>
+        <w:gridCol w:w="9412"/>
       </w:tblGrid>
       <w:tr>
         <w:tc>
           <w:tcPr>
-            <w:tcW w:type="dxa" w:w="9298"/>
+            <w:tcW w:type="dxa" w:w="9412"/>
             <w:shd w:fill="EAF3F5"/>
             <w:tcMar>
-              <w:top w:w="150" w:type="dxa"/>
-              <w:start w:w="180" w:type="dxa"/>
-              <w:bottom w:w="150" w:type="dxa"/>
-              <w:end w:w="180" w:type="dxa"/>
+              <w:top w:w="100" w:type="dxa"/>
+              <w:start w:w="120" w:type="dxa"/>
+              <w:bottom w:w="100" w:type="dxa"/>
+              <w:end w:w="120" w:type="dxa"/>
             </w:tcMar>
           </w:tcPr>
           <w:p>
@@ -76,7 +73,7 @@
                 <w:color w:val="164E63"/>
                 <w:sz w:val="22"/>
               </w:rPr>
-              <w:t>一句话原则：按文献分配，按专题复核，集中查重合并；任何个人批次都不能直接发布。</w:t>
+              <w:t>一句话原则：A分配与合并，B/C按文献完整提取；先复用编号，后集中审核，审核后才发布。</w:t>
             </w:r>
           </w:p>
         </w:tc>
@@ -87,68 +84,19 @@
         <w:pStyle w:val="Heading1"/>
       </w:pPr>
       <w:r>
-        <w:t>一、你会收到哪些文件</w:t>
-      </w:r>
-    </w:p>
-    <w:p>
-      <w:pPr>
-        <w:pStyle w:val="ListBullet"/>
-      </w:pPr>
-      <w:r>
-        <w:t>knowledge-graph-extraction-v3.skill：完整提取规则和质量要求。</w:t>
-      </w:r>
-    </w:p>
-    <w:p>
-      <w:pPr>
-        <w:pStyle w:val="ListBullet"/>
-      </w:pPr>
-      <w:r>
-        <w:t>唐长安城知识图谱录入模板_阶段二_v1.xlsx：每个批次复制一份，用于实际录入。</w:t>
-      </w:r>
-    </w:p>
-    <w:p>
-      <w:pPr>
-        <w:pStyle w:val="ListBullet"/>
-      </w:pPr>
-      <w:r>
-        <w:t>小型样例_第1批_文献片段与基础对象_v10.xlsx：只用于参考正确填法，不在里面继续追加。</w:t>
-      </w:r>
-    </w:p>
-    <w:p>
-      <w:pPr>
-        <w:pStyle w:val="ListBullet"/>
-      </w:pPr>
-      <w:r>
-        <w:t>多人全量提取协作登记模板.xlsx：由项目负责人统一维护任务、编号和公共实体。</w:t>
-      </w:r>
-    </w:p>
-    <w:p>
-      <w:pPr>
-        <w:pStyle w:val="ListBullet"/>
-      </w:pPr>
-      <w:r>
-        <w:t>本批次指定的文献PDF或图片资料。</w:t>
-      </w:r>
-    </w:p>
-    <w:p>
-      <w:pPr>
-        <w:pStyle w:val="Heading1"/>
-      </w:pPr>
-      <w:r>
-        <w:t>二、团队怎么分工</w:t>
+        <w:t>一、三人分别做什么</w:t>
       </w:r>
     </w:p>
     <w:tbl>
       <w:tblPr>
         <w:tblW w:type="auto" w:w="0"/>
         <w:jc w:val="center"/>
-        <w:tblLayout w:type="fixed"/>
         <w:tblLook w:firstColumn="1" w:firstRow="1" w:lastColumn="0" w:lastRow="0" w:noHBand="0" w:noVBand="1" w:val="04A0"/>
       </w:tblPr>
       <w:tblGrid>
-        <w:gridCol w:w="3099"/>
-        <w:gridCol w:w="3099"/>
-        <w:gridCol w:w="3099"/>
+        <w:gridCol w:w="3137"/>
+        <w:gridCol w:w="3137"/>
+        <w:gridCol w:w="3137"/>
       </w:tblGrid>
       <w:tr>
         <w:trPr>
@@ -156,12 +104,12 @@
         </w:trPr>
         <w:tc>
           <w:tcPr>
-            <w:tcW w:type="dxa" w:w="1701"/>
+            <w:tcW w:type="dxa" w:w="3137"/>
             <w:shd w:fill="164E63"/>
             <w:tcMar>
-              <w:top w:w="90" w:type="dxa"/>
+              <w:top w:w="100" w:type="dxa"/>
               <w:start w:w="120" w:type="dxa"/>
-              <w:bottom w:w="90" w:type="dxa"/>
+              <w:bottom w:w="100" w:type="dxa"/>
               <w:end w:w="120" w:type="dxa"/>
             </w:tcMar>
           </w:tcPr>
@@ -176,18 +124,18 @@
                 <w:color w:val="FFFFFF"/>
                 <w:sz w:val="19"/>
               </w:rPr>
-              <w:t>角色</w:t>
+              <w:t>成员</w:t>
             </w:r>
           </w:p>
         </w:tc>
         <w:tc>
           <w:tcPr>
-            <w:tcW w:type="dxa" w:w="3969"/>
+            <w:tcW w:type="dxa" w:w="3137"/>
             <w:shd w:fill="164E63"/>
             <w:tcMar>
-              <w:top w:w="90" w:type="dxa"/>
+              <w:top w:w="100" w:type="dxa"/>
               <w:start w:w="120" w:type="dxa"/>
-              <w:bottom w:w="90" w:type="dxa"/>
+              <w:bottom w:w="100" w:type="dxa"/>
               <w:end w:w="120" w:type="dxa"/>
             </w:tcMar>
           </w:tcPr>
@@ -202,18 +150,18 @@
                 <w:color w:val="FFFFFF"/>
                 <w:sz w:val="19"/>
               </w:rPr>
-              <w:t>负责什么</w:t>
+              <w:t>主要职责</w:t>
             </w:r>
           </w:p>
         </w:tc>
         <w:tc>
           <w:tcPr>
-            <w:tcW w:type="dxa" w:w="3515"/>
+            <w:tcW w:type="dxa" w:w="3137"/>
             <w:shd w:fill="164E63"/>
             <w:tcMar>
-              <w:top w:w="90" w:type="dxa"/>
+              <w:top w:w="100" w:type="dxa"/>
               <w:start w:w="120" w:type="dxa"/>
-              <w:bottom w:w="90" w:type="dxa"/>
+              <w:bottom w:w="100" w:type="dxa"/>
               <w:end w:w="120" w:type="dxa"/>
             </w:tcMar>
           </w:tcPr>
@@ -228,7 +176,7 @@
                 <w:color w:val="FFFFFF"/>
                 <w:sz w:val="19"/>
               </w:rPr>
-              <w:t>不能做什么</w:t>
+              <w:t>权限边界</w:t>
             </w:r>
           </w:p>
         </w:tc>
@@ -236,14 +184,14 @@
       <w:tr>
         <w:tc>
           <w:tcPr>
-            <w:tcW w:type="dxa" w:w="1701"/>
-            <w:vAlign w:val="center"/>
+            <w:tcW w:type="dxa" w:w="3137"/>
             <w:tcMar>
-              <w:top w:w="90" w:type="dxa"/>
+              <w:top w:w="100" w:type="dxa"/>
               <w:start w:w="120" w:type="dxa"/>
-              <w:bottom w:w="90" w:type="dxa"/>
+              <w:bottom w:w="100" w:type="dxa"/>
               <w:end w:w="120" w:type="dxa"/>
             </w:tcMar>
+            <w:vAlign w:val="center"/>
           </w:tcPr>
           <w:p>
             <w:r>
@@ -253,20 +201,20 @@
                 <w:color w:val="164E63"/>
                 <w:sz w:val="18"/>
               </w:rPr>
-              <w:t>项目负责人</w:t>
+              <w:t>A（负责人）</w:t>
             </w:r>
           </w:p>
         </w:tc>
         <w:tc>
           <w:tcPr>
-            <w:tcW w:type="dxa" w:w="3969"/>
-            <w:vAlign w:val="center"/>
+            <w:tcW w:type="dxa" w:w="3137"/>
             <w:tcMar>
-              <w:top w:w="90" w:type="dxa"/>
+              <w:top w:w="100" w:type="dxa"/>
               <w:start w:w="120" w:type="dxa"/>
-              <w:bottom w:w="90" w:type="dxa"/>
+              <w:bottom w:w="100" w:type="dxa"/>
               <w:end w:w="120" w:type="dxa"/>
             </w:tcMar>
+            <w:vAlign w:val="center"/>
           </w:tcPr>
           <w:p>
             <w:r>
@@ -276,20 +224,20 @@
                 <w:color w:val="222222"/>
                 <w:sz w:val="18"/>
               </w:rPr>
-              <w:t>分文献、分编号段、维护主实体登记、集中审核合并和平台导入</w:t>
+              <w:t>分配文献和编号段；维护协作表；集中查重、审核、合并、平台导入。</w:t>
             </w:r>
           </w:p>
         </w:tc>
         <w:tc>
           <w:tcPr>
-            <w:tcW w:type="dxa" w:w="3515"/>
-            <w:vAlign w:val="center"/>
+            <w:tcW w:type="dxa" w:w="3137"/>
             <w:tcMar>
-              <w:top w:w="90" w:type="dxa"/>
+              <w:top w:w="100" w:type="dxa"/>
               <w:start w:w="120" w:type="dxa"/>
-              <w:bottom w:w="90" w:type="dxa"/>
+              <w:bottom w:w="100" w:type="dxa"/>
               <w:end w:w="120" w:type="dxa"/>
             </w:tcMar>
+            <w:vAlign w:val="center"/>
           </w:tcPr>
           <w:p>
             <w:r>
@@ -299,7 +247,7 @@
                 <w:color w:val="222222"/>
                 <w:sz w:val="18"/>
               </w:rPr>
-              <w:t>不能跳过人工审核直接发布</w:t>
+              <w:t>可分配编号与审批；不应替代B/C完成其已领取文献的摘录。</w:t>
             </w:r>
           </w:p>
         </w:tc>
@@ -307,14 +255,14 @@
       <w:tr>
         <w:tc>
           <w:tcPr>
-            <w:tcW w:type="dxa" w:w="1701"/>
-            <w:vAlign w:val="center"/>
+            <w:tcW w:type="dxa" w:w="3137"/>
             <w:tcMar>
-              <w:top w:w="90" w:type="dxa"/>
+              <w:top w:w="100" w:type="dxa"/>
               <w:start w:w="120" w:type="dxa"/>
-              <w:bottom w:w="90" w:type="dxa"/>
+              <w:bottom w:w="100" w:type="dxa"/>
               <w:end w:w="120" w:type="dxa"/>
             </w:tcMar>
+            <w:vAlign w:val="center"/>
           </w:tcPr>
           <w:p>
             <w:r>
@@ -324,20 +272,20 @@
                 <w:color w:val="164E63"/>
                 <w:sz w:val="18"/>
               </w:rPr>
-              <w:t>主提取者</w:t>
+              <w:t>B（协作者）</w:t>
             </w:r>
           </w:p>
         </w:tc>
         <w:tc>
           <w:tcPr>
-            <w:tcW w:type="dxa" w:w="3969"/>
-            <w:vAlign w:val="center"/>
+            <w:tcW w:type="dxa" w:w="3137"/>
             <w:tcMar>
-              <w:top w:w="90" w:type="dxa"/>
+              <w:top w:w="100" w:type="dxa"/>
               <w:start w:w="120" w:type="dxa"/>
-              <w:bottom w:w="90" w:type="dxa"/>
+              <w:bottom w:w="100" w:type="dxa"/>
               <w:end w:w="120" w:type="dxa"/>
             </w:tcMar>
+            <w:vAlign w:val="center"/>
           </w:tcPr>
           <w:p>
             <w:r>
@@ -347,20 +295,20 @@
                 <w:color w:val="222222"/>
                 <w:sz w:val="18"/>
               </w:rPr>
-              <w:t>完整处理一篇文献涉及的所有对象、关系、专题和推论</w:t>
+              <w:t>按分配文献完整提取来源、片段、实体、关系、专题表和研究解释。</w:t>
             </w:r>
           </w:p>
         </w:tc>
         <w:tc>
           <w:tcPr>
-            <w:tcW w:type="dxa" w:w="3515"/>
-            <w:vAlign w:val="center"/>
+            <w:tcW w:type="dxa" w:w="3137"/>
             <w:tcMar>
-              <w:top w:w="90" w:type="dxa"/>
+              <w:top w:w="100" w:type="dxa"/>
               <w:start w:w="120" w:type="dxa"/>
-              <w:bottom w:w="90" w:type="dxa"/>
+              <w:bottom w:w="100" w:type="dxa"/>
               <w:end w:w="120" w:type="dxa"/>
             </w:tcMar>
+            <w:vAlign w:val="center"/>
           </w:tcPr>
           <w:p>
             <w:r>
@@ -370,7 +318,7 @@
                 <w:color w:val="222222"/>
                 <w:sz w:val="18"/>
               </w:rPr>
-              <w:t>不能只填自己熟悉的专题；不能自行审核通过</w:t>
+              <w:t>使用3000编号段；不得自行发布、改号或合并实体。</w:t>
             </w:r>
           </w:p>
         </w:tc>
@@ -378,14 +326,14 @@
       <w:tr>
         <w:tc>
           <w:tcPr>
-            <w:tcW w:type="dxa" w:w="1701"/>
-            <w:vAlign w:val="center"/>
+            <w:tcW w:type="dxa" w:w="3137"/>
             <w:tcMar>
-              <w:top w:w="90" w:type="dxa"/>
+              <w:top w:w="100" w:type="dxa"/>
               <w:start w:w="120" w:type="dxa"/>
-              <w:bottom w:w="90" w:type="dxa"/>
+              <w:bottom w:w="100" w:type="dxa"/>
               <w:end w:w="120" w:type="dxa"/>
             </w:tcMar>
+            <w:vAlign w:val="center"/>
           </w:tcPr>
           <w:p>
             <w:r>
@@ -395,20 +343,20 @@
                 <w:color w:val="164E63"/>
                 <w:sz w:val="18"/>
               </w:rPr>
-              <w:t>专题复核人</w:t>
+              <w:t>C（协作者）</w:t>
             </w:r>
           </w:p>
         </w:tc>
         <w:tc>
           <w:tcPr>
-            <w:tcW w:type="dxa" w:w="3969"/>
-            <w:vAlign w:val="center"/>
+            <w:tcW w:type="dxa" w:w="3137"/>
             <w:tcMar>
-              <w:top w:w="90" w:type="dxa"/>
+              <w:top w:w="100" w:type="dxa"/>
               <w:start w:w="120" w:type="dxa"/>
-              <w:bottom w:w="90" w:type="dxa"/>
+              <w:bottom w:w="100" w:type="dxa"/>
               <w:end w:w="120" w:type="dxa"/>
             </w:tcMar>
+            <w:vAlign w:val="center"/>
           </w:tcPr>
           <w:p>
             <w:r>
@@ -418,20 +366,20 @@
                 <w:color w:val="222222"/>
                 <w:sz w:val="18"/>
               </w:rPr>
-              <w:t>跨文献检查术语、字段、道路序位、坊坐标、方向和关系类型</w:t>
+              <w:t>按分配文献完整提取来源、片段、实体、关系、专题表和研究解释。</w:t>
             </w:r>
           </w:p>
         </w:tc>
         <w:tc>
           <w:tcPr>
-            <w:tcW w:type="dxa" w:w="3515"/>
-            <w:vAlign w:val="center"/>
+            <w:tcW w:type="dxa" w:w="3137"/>
             <w:tcMar>
-              <w:top w:w="90" w:type="dxa"/>
+              <w:top w:w="100" w:type="dxa"/>
               <w:start w:w="120" w:type="dxa"/>
-              <w:bottom w:w="90" w:type="dxa"/>
+              <w:bottom w:w="100" w:type="dxa"/>
               <w:end w:w="120" w:type="dxa"/>
             </w:tcMar>
+            <w:vAlign w:val="center"/>
           </w:tcPr>
           <w:p>
             <w:r>
@@ -441,7 +389,7 @@
                 <w:color w:val="222222"/>
                 <w:sz w:val="18"/>
               </w:rPr>
-              <w:t>不能重复摘录、擅自改号或静默合并实体</w:t>
+              <w:t>使用4000编号段；不得自行发布、改号或合并实体。</w:t>
             </w:r>
           </w:p>
         </w:tc>
@@ -452,7 +400,677 @@
         <w:pStyle w:val="Heading1"/>
       </w:pPr>
       <w:r>
-        <w:t>三、开始前先做三件事</w:t>
+        <w:t>二、编号怎么用</w:t>
+      </w:r>
+    </w:p>
+    <w:tbl>
+      <w:tblPr>
+        <w:tblW w:type="auto" w:w="0"/>
+        <w:jc w:val="center"/>
+        <w:tblLook w:firstColumn="1" w:firstRow="1" w:lastColumn="0" w:lastRow="0" w:noHBand="0" w:noVBand="1" w:val="04A0"/>
+      </w:tblPr>
+      <w:tblGrid>
+        <w:gridCol w:w="1882"/>
+        <w:gridCol w:w="1882"/>
+        <w:gridCol w:w="1882"/>
+        <w:gridCol w:w="1882"/>
+        <w:gridCol w:w="1882"/>
+      </w:tblGrid>
+      <w:tr>
+        <w:trPr>
+          <w:tblHeader w:val="true"/>
+        </w:trPr>
+        <w:tc>
+          <w:tcPr>
+            <w:tcW w:type="dxa" w:w="1882"/>
+            <w:shd w:fill="164E63"/>
+            <w:tcMar>
+              <w:top w:w="100" w:type="dxa"/>
+              <w:start w:w="120" w:type="dxa"/>
+              <w:bottom w:w="100" w:type="dxa"/>
+              <w:end w:w="120" w:type="dxa"/>
+            </w:tcMar>
+          </w:tcPr>
+          <w:p>
+            <w:pPr>
+              <w:jc w:val="center"/>
+            </w:pPr>
+            <w:r>
+              <w:rPr>
+                <w:rFonts w:ascii="Microsoft YaHei" w:hAnsi="Microsoft YaHei" w:eastAsia="Microsoft YaHei"/>
+                <w:b/>
+                <w:color w:val="FFFFFF"/>
+                <w:sz w:val="18"/>
+              </w:rPr>
+              <w:t>成员</w:t>
+            </w:r>
+          </w:p>
+        </w:tc>
+        <w:tc>
+          <w:tcPr>
+            <w:tcW w:type="dxa" w:w="1882"/>
+            <w:shd w:fill="164E63"/>
+            <w:tcMar>
+              <w:top w:w="100" w:type="dxa"/>
+              <w:start w:w="120" w:type="dxa"/>
+              <w:bottom w:w="100" w:type="dxa"/>
+              <w:end w:w="120" w:type="dxa"/>
+            </w:tcMar>
+          </w:tcPr>
+          <w:p>
+            <w:pPr>
+              <w:jc w:val="center"/>
+            </w:pPr>
+            <w:r>
+              <w:rPr>
+                <w:rFonts w:ascii="Microsoft YaHei" w:hAnsi="Microsoft YaHei" w:eastAsia="Microsoft YaHei"/>
+                <w:b/>
+                <w:color w:val="FFFFFF"/>
+                <w:sz w:val="18"/>
+              </w:rPr>
+              <w:t>来源</w:t>
+            </w:r>
+          </w:p>
+        </w:tc>
+        <w:tc>
+          <w:tcPr>
+            <w:tcW w:type="dxa" w:w="1882"/>
+            <w:shd w:fill="164E63"/>
+            <w:tcMar>
+              <w:top w:w="100" w:type="dxa"/>
+              <w:start w:w="120" w:type="dxa"/>
+              <w:bottom w:w="100" w:type="dxa"/>
+              <w:end w:w="120" w:type="dxa"/>
+            </w:tcMar>
+          </w:tcPr>
+          <w:p>
+            <w:pPr>
+              <w:jc w:val="center"/>
+            </w:pPr>
+            <w:r>
+              <w:rPr>
+                <w:rFonts w:ascii="Microsoft YaHei" w:hAnsi="Microsoft YaHei" w:eastAsia="Microsoft YaHei"/>
+                <w:b/>
+                <w:color w:val="FFFFFF"/>
+                <w:sz w:val="18"/>
+              </w:rPr>
+              <w:t>片段</w:t>
+            </w:r>
+          </w:p>
+        </w:tc>
+        <w:tc>
+          <w:tcPr>
+            <w:tcW w:type="dxa" w:w="1882"/>
+            <w:shd w:fill="164E63"/>
+            <w:tcMar>
+              <w:top w:w="100" w:type="dxa"/>
+              <w:start w:w="120" w:type="dxa"/>
+              <w:bottom w:w="100" w:type="dxa"/>
+              <w:end w:w="120" w:type="dxa"/>
+            </w:tcMar>
+          </w:tcPr>
+          <w:p>
+            <w:pPr>
+              <w:jc w:val="center"/>
+            </w:pPr>
+            <w:r>
+              <w:rPr>
+                <w:rFonts w:ascii="Microsoft YaHei" w:hAnsi="Microsoft YaHei" w:eastAsia="Microsoft YaHei"/>
+                <w:b/>
+                <w:color w:val="FFFFFF"/>
+                <w:sz w:val="18"/>
+              </w:rPr>
+              <w:t>新实体</w:t>
+            </w:r>
+          </w:p>
+        </w:tc>
+        <w:tc>
+          <w:tcPr>
+            <w:tcW w:type="dxa" w:w="1882"/>
+            <w:shd w:fill="164E63"/>
+            <w:tcMar>
+              <w:top w:w="100" w:type="dxa"/>
+              <w:start w:w="120" w:type="dxa"/>
+              <w:bottom w:w="100" w:type="dxa"/>
+              <w:end w:w="120" w:type="dxa"/>
+            </w:tcMar>
+          </w:tcPr>
+          <w:p>
+            <w:pPr>
+              <w:jc w:val="center"/>
+            </w:pPr>
+            <w:r>
+              <w:rPr>
+                <w:rFonts w:ascii="Microsoft YaHei" w:hAnsi="Microsoft YaHei" w:eastAsia="Microsoft YaHei"/>
+                <w:b/>
+                <w:color w:val="FFFFFF"/>
+                <w:sz w:val="18"/>
+              </w:rPr>
+              <w:t>人工关系</w:t>
+            </w:r>
+          </w:p>
+        </w:tc>
+      </w:tr>
+      <w:tr>
+        <w:tc>
+          <w:tcPr>
+            <w:tcW w:type="dxa" w:w="1882"/>
+            <w:tcMar>
+              <w:top w:w="100" w:type="dxa"/>
+              <w:start w:w="120" w:type="dxa"/>
+              <w:bottom w:w="100" w:type="dxa"/>
+              <w:end w:w="120" w:type="dxa"/>
+            </w:tcMar>
+          </w:tcPr>
+          <w:p>
+            <w:pPr>
+              <w:jc w:val="center"/>
+            </w:pPr>
+            <w:r>
+              <w:rPr>
+                <w:rFonts w:ascii="Microsoft YaHei" w:hAnsi="Microsoft YaHei" w:eastAsia="Microsoft YaHei"/>
+                <w:b w:val="0"/>
+                <w:color w:val="222222"/>
+                <w:sz w:val="17"/>
+              </w:rPr>
+              <w:t>A（负责人）</w:t>
+            </w:r>
+          </w:p>
+        </w:tc>
+        <w:tc>
+          <w:tcPr>
+            <w:tcW w:type="dxa" w:w="1882"/>
+            <w:tcMar>
+              <w:top w:w="100" w:type="dxa"/>
+              <w:start w:w="120" w:type="dxa"/>
+              <w:bottom w:w="100" w:type="dxa"/>
+              <w:end w:w="120" w:type="dxa"/>
+            </w:tcMar>
+          </w:tcPr>
+          <w:p>
+            <w:pPr>
+              <w:jc w:val="center"/>
+            </w:pPr>
+            <w:r>
+              <w:rPr>
+                <w:rFonts w:ascii="Microsoft YaHei" w:hAnsi="Microsoft YaHei" w:eastAsia="Microsoft YaHei"/>
+                <w:b w:val="0"/>
+                <w:color w:val="222222"/>
+                <w:sz w:val="17"/>
+              </w:rPr>
+              <w:t>TC-REF-0200—0299</w:t>
+            </w:r>
+          </w:p>
+        </w:tc>
+        <w:tc>
+          <w:tcPr>
+            <w:tcW w:type="dxa" w:w="1882"/>
+            <w:tcMar>
+              <w:top w:w="100" w:type="dxa"/>
+              <w:start w:w="120" w:type="dxa"/>
+              <w:bottom w:w="100" w:type="dxa"/>
+              <w:end w:w="120" w:type="dxa"/>
+            </w:tcMar>
+          </w:tcPr>
+          <w:p>
+            <w:pPr>
+              <w:jc w:val="center"/>
+            </w:pPr>
+            <w:r>
+              <w:rPr>
+                <w:rFonts w:ascii="Microsoft YaHei" w:hAnsi="Microsoft YaHei" w:eastAsia="Microsoft YaHei"/>
+                <w:b w:val="0"/>
+                <w:color w:val="222222"/>
+                <w:sz w:val="17"/>
+              </w:rPr>
+              <w:t>TC-CHUNK-2000—2999</w:t>
+            </w:r>
+          </w:p>
+        </w:tc>
+        <w:tc>
+          <w:tcPr>
+            <w:tcW w:type="dxa" w:w="1882"/>
+            <w:tcMar>
+              <w:top w:w="100" w:type="dxa"/>
+              <w:start w:w="120" w:type="dxa"/>
+              <w:bottom w:w="100" w:type="dxa"/>
+              <w:end w:w="120" w:type="dxa"/>
+            </w:tcMar>
+          </w:tcPr>
+          <w:p>
+            <w:pPr>
+              <w:jc w:val="center"/>
+            </w:pPr>
+            <w:r>
+              <w:rPr>
+                <w:rFonts w:ascii="Microsoft YaHei" w:hAnsi="Microsoft YaHei" w:eastAsia="Microsoft YaHei"/>
+                <w:b w:val="0"/>
+                <w:color w:val="222222"/>
+                <w:sz w:val="17"/>
+              </w:rPr>
+              <w:t>各前缀-2000—2499</w:t>
+            </w:r>
+          </w:p>
+        </w:tc>
+        <w:tc>
+          <w:tcPr>
+            <w:tcW w:type="dxa" w:w="1882"/>
+            <w:tcMar>
+              <w:top w:w="100" w:type="dxa"/>
+              <w:start w:w="120" w:type="dxa"/>
+              <w:bottom w:w="100" w:type="dxa"/>
+              <w:end w:w="120" w:type="dxa"/>
+            </w:tcMar>
+          </w:tcPr>
+          <w:p>
+            <w:pPr>
+              <w:jc w:val="center"/>
+            </w:pPr>
+            <w:r>
+              <w:rPr>
+                <w:rFonts w:ascii="Microsoft YaHei" w:hAnsi="Microsoft YaHei" w:eastAsia="Microsoft YaHei"/>
+                <w:b w:val="0"/>
+                <w:color w:val="222222"/>
+                <w:sz w:val="17"/>
+              </w:rPr>
+              <w:t>TC-REL-2000—2999</w:t>
+            </w:r>
+          </w:p>
+        </w:tc>
+      </w:tr>
+      <w:tr>
+        <w:tc>
+          <w:tcPr>
+            <w:tcW w:type="dxa" w:w="1882"/>
+            <w:tcMar>
+              <w:top w:w="100" w:type="dxa"/>
+              <w:start w:w="120" w:type="dxa"/>
+              <w:bottom w:w="100" w:type="dxa"/>
+              <w:end w:w="120" w:type="dxa"/>
+            </w:tcMar>
+          </w:tcPr>
+          <w:p>
+            <w:pPr>
+              <w:jc w:val="center"/>
+            </w:pPr>
+            <w:r>
+              <w:rPr>
+                <w:rFonts w:ascii="Microsoft YaHei" w:hAnsi="Microsoft YaHei" w:eastAsia="Microsoft YaHei"/>
+                <w:b w:val="0"/>
+                <w:color w:val="222222"/>
+                <w:sz w:val="17"/>
+              </w:rPr>
+              <w:t>B（协作者）</w:t>
+            </w:r>
+          </w:p>
+        </w:tc>
+        <w:tc>
+          <w:tcPr>
+            <w:tcW w:type="dxa" w:w="1882"/>
+            <w:tcMar>
+              <w:top w:w="100" w:type="dxa"/>
+              <w:start w:w="120" w:type="dxa"/>
+              <w:bottom w:w="100" w:type="dxa"/>
+              <w:end w:w="120" w:type="dxa"/>
+            </w:tcMar>
+          </w:tcPr>
+          <w:p>
+            <w:pPr>
+              <w:jc w:val="center"/>
+            </w:pPr>
+            <w:r>
+              <w:rPr>
+                <w:rFonts w:ascii="Microsoft YaHei" w:hAnsi="Microsoft YaHei" w:eastAsia="Microsoft YaHei"/>
+                <w:b w:val="0"/>
+                <w:color w:val="222222"/>
+                <w:sz w:val="17"/>
+              </w:rPr>
+              <w:t>TC-REF-0300—0399</w:t>
+            </w:r>
+          </w:p>
+        </w:tc>
+        <w:tc>
+          <w:tcPr>
+            <w:tcW w:type="dxa" w:w="1882"/>
+            <w:tcMar>
+              <w:top w:w="100" w:type="dxa"/>
+              <w:start w:w="120" w:type="dxa"/>
+              <w:bottom w:w="100" w:type="dxa"/>
+              <w:end w:w="120" w:type="dxa"/>
+            </w:tcMar>
+          </w:tcPr>
+          <w:p>
+            <w:pPr>
+              <w:jc w:val="center"/>
+            </w:pPr>
+            <w:r>
+              <w:rPr>
+                <w:rFonts w:ascii="Microsoft YaHei" w:hAnsi="Microsoft YaHei" w:eastAsia="Microsoft YaHei"/>
+                <w:b w:val="0"/>
+                <w:color w:val="222222"/>
+                <w:sz w:val="17"/>
+              </w:rPr>
+              <w:t>TC-CHUNK-3000—3999</w:t>
+            </w:r>
+          </w:p>
+        </w:tc>
+        <w:tc>
+          <w:tcPr>
+            <w:tcW w:type="dxa" w:w="1882"/>
+            <w:tcMar>
+              <w:top w:w="100" w:type="dxa"/>
+              <w:start w:w="120" w:type="dxa"/>
+              <w:bottom w:w="100" w:type="dxa"/>
+              <w:end w:w="120" w:type="dxa"/>
+            </w:tcMar>
+          </w:tcPr>
+          <w:p>
+            <w:pPr>
+              <w:jc w:val="center"/>
+            </w:pPr>
+            <w:r>
+              <w:rPr>
+                <w:rFonts w:ascii="Microsoft YaHei" w:hAnsi="Microsoft YaHei" w:eastAsia="Microsoft YaHei"/>
+                <w:b w:val="0"/>
+                <w:color w:val="222222"/>
+                <w:sz w:val="17"/>
+              </w:rPr>
+              <w:t>各前缀-3000—3499</w:t>
+            </w:r>
+          </w:p>
+        </w:tc>
+        <w:tc>
+          <w:tcPr>
+            <w:tcW w:type="dxa" w:w="1882"/>
+            <w:tcMar>
+              <w:top w:w="100" w:type="dxa"/>
+              <w:start w:w="120" w:type="dxa"/>
+              <w:bottom w:w="100" w:type="dxa"/>
+              <w:end w:w="120" w:type="dxa"/>
+            </w:tcMar>
+          </w:tcPr>
+          <w:p>
+            <w:pPr>
+              <w:jc w:val="center"/>
+            </w:pPr>
+            <w:r>
+              <w:rPr>
+                <w:rFonts w:ascii="Microsoft YaHei" w:hAnsi="Microsoft YaHei" w:eastAsia="Microsoft YaHei"/>
+                <w:b w:val="0"/>
+                <w:color w:val="222222"/>
+                <w:sz w:val="17"/>
+              </w:rPr>
+              <w:t>TC-REL-3000—3999</w:t>
+            </w:r>
+          </w:p>
+        </w:tc>
+      </w:tr>
+      <w:tr>
+        <w:tc>
+          <w:tcPr>
+            <w:tcW w:type="dxa" w:w="1882"/>
+            <w:tcMar>
+              <w:top w:w="100" w:type="dxa"/>
+              <w:start w:w="120" w:type="dxa"/>
+              <w:bottom w:w="100" w:type="dxa"/>
+              <w:end w:w="120" w:type="dxa"/>
+            </w:tcMar>
+          </w:tcPr>
+          <w:p>
+            <w:pPr>
+              <w:jc w:val="center"/>
+            </w:pPr>
+            <w:r>
+              <w:rPr>
+                <w:rFonts w:ascii="Microsoft YaHei" w:hAnsi="Microsoft YaHei" w:eastAsia="Microsoft YaHei"/>
+                <w:b w:val="0"/>
+                <w:color w:val="222222"/>
+                <w:sz w:val="17"/>
+              </w:rPr>
+              <w:t>C（协作者）</w:t>
+            </w:r>
+          </w:p>
+        </w:tc>
+        <w:tc>
+          <w:tcPr>
+            <w:tcW w:type="dxa" w:w="1882"/>
+            <w:tcMar>
+              <w:top w:w="100" w:type="dxa"/>
+              <w:start w:w="120" w:type="dxa"/>
+              <w:bottom w:w="100" w:type="dxa"/>
+              <w:end w:w="120" w:type="dxa"/>
+            </w:tcMar>
+          </w:tcPr>
+          <w:p>
+            <w:pPr>
+              <w:jc w:val="center"/>
+            </w:pPr>
+            <w:r>
+              <w:rPr>
+                <w:rFonts w:ascii="Microsoft YaHei" w:hAnsi="Microsoft YaHei" w:eastAsia="Microsoft YaHei"/>
+                <w:b w:val="0"/>
+                <w:color w:val="222222"/>
+                <w:sz w:val="17"/>
+              </w:rPr>
+              <w:t>TC-REF-0400—0499</w:t>
+            </w:r>
+          </w:p>
+        </w:tc>
+        <w:tc>
+          <w:tcPr>
+            <w:tcW w:type="dxa" w:w="1882"/>
+            <w:tcMar>
+              <w:top w:w="100" w:type="dxa"/>
+              <w:start w:w="120" w:type="dxa"/>
+              <w:bottom w:w="100" w:type="dxa"/>
+              <w:end w:w="120" w:type="dxa"/>
+            </w:tcMar>
+          </w:tcPr>
+          <w:p>
+            <w:pPr>
+              <w:jc w:val="center"/>
+            </w:pPr>
+            <w:r>
+              <w:rPr>
+                <w:rFonts w:ascii="Microsoft YaHei" w:hAnsi="Microsoft YaHei" w:eastAsia="Microsoft YaHei"/>
+                <w:b w:val="0"/>
+                <w:color w:val="222222"/>
+                <w:sz w:val="17"/>
+              </w:rPr>
+              <w:t>TC-CHUNK-4000—4999</w:t>
+            </w:r>
+          </w:p>
+        </w:tc>
+        <w:tc>
+          <w:tcPr>
+            <w:tcW w:type="dxa" w:w="1882"/>
+            <w:tcMar>
+              <w:top w:w="100" w:type="dxa"/>
+              <w:start w:w="120" w:type="dxa"/>
+              <w:bottom w:w="100" w:type="dxa"/>
+              <w:end w:w="120" w:type="dxa"/>
+            </w:tcMar>
+          </w:tcPr>
+          <w:p>
+            <w:pPr>
+              <w:jc w:val="center"/>
+            </w:pPr>
+            <w:r>
+              <w:rPr>
+                <w:rFonts w:ascii="Microsoft YaHei" w:hAnsi="Microsoft YaHei" w:eastAsia="Microsoft YaHei"/>
+                <w:b w:val="0"/>
+                <w:color w:val="222222"/>
+                <w:sz w:val="17"/>
+              </w:rPr>
+              <w:t>各前缀-4000—4499</w:t>
+            </w:r>
+          </w:p>
+        </w:tc>
+        <w:tc>
+          <w:tcPr>
+            <w:tcW w:type="dxa" w:w="1882"/>
+            <w:tcMar>
+              <w:top w:w="100" w:type="dxa"/>
+              <w:start w:w="120" w:type="dxa"/>
+              <w:bottom w:w="100" w:type="dxa"/>
+              <w:end w:w="120" w:type="dxa"/>
+            </w:tcMar>
+          </w:tcPr>
+          <w:p>
+            <w:pPr>
+              <w:jc w:val="center"/>
+            </w:pPr>
+            <w:r>
+              <w:rPr>
+                <w:rFonts w:ascii="Microsoft YaHei" w:hAnsi="Microsoft YaHei" w:eastAsia="Microsoft YaHei"/>
+                <w:b w:val="0"/>
+                <w:color w:val="222222"/>
+                <w:sz w:val="17"/>
+              </w:rPr>
+              <w:t>TC-REL-4000—4999</w:t>
+            </w:r>
+          </w:p>
+        </w:tc>
+      </w:tr>
+    </w:tbl>
+    <w:p>
+      <w:r>
+        <w:rPr>
+          <w:rFonts w:ascii="Microsoft YaHei" w:hAnsi="Microsoft YaHei" w:eastAsia="Microsoft YaHei"/>
+          <w:b/>
+          <w:color w:val="164E63"/>
+          <w:sz w:val="21"/>
+        </w:rPr>
+        <w:t>公共对象仍共用原编号：</w:t>
+      </w:r>
+      <w:r>
+        <w:rPr>
+          <w:rFonts w:ascii="Microsoft YaHei" w:hAnsi="Microsoft YaHei" w:eastAsia="Microsoft YaHei"/>
+          <w:b w:val="0"/>
+          <w:color w:val="222222"/>
+          <w:sz w:val="21"/>
+        </w:rPr>
+        <w:t>108坊、25道路、5水渠、20城门、8尺度比较、10功能规则，共176个。</w:t>
+      </w:r>
+    </w:p>
+    <w:tbl>
+      <w:tblPr>
+        <w:tblW w:type="auto" w:w="0"/>
+        <w:tblLook w:firstColumn="1" w:firstRow="1" w:lastColumn="0" w:lastRow="0" w:noHBand="0" w:noVBand="1" w:val="04A0"/>
+      </w:tblPr>
+      <w:tblGrid>
+        <w:gridCol w:w="9412"/>
+      </w:tblGrid>
+      <w:tr>
+        <w:tc>
+          <w:tcPr>
+            <w:tcW w:type="dxa" w:w="9412"/>
+            <w:shd w:fill="FFF6DD"/>
+            <w:tcMar>
+              <w:top w:w="100" w:type="dxa"/>
+              <w:start w:w="120" w:type="dxa"/>
+              <w:bottom w:w="100" w:type="dxa"/>
+              <w:end w:w="120" w:type="dxa"/>
+            </w:tcMar>
+          </w:tcPr>
+          <w:p>
+            <w:r>
+              <w:rPr>
+                <w:rFonts w:ascii="Microsoft YaHei" w:hAnsi="Microsoft YaHei" w:eastAsia="Microsoft YaHei"/>
+                <w:b/>
+                <w:color w:val="7A5A00"/>
+                <w:sz w:val="20"/>
+              </w:rPr>
+              <w:t>“待补字段”表示编号和身份已经锁定，不代表审核通过或已发布。TC-RULE-0001—0010暂只复用编号和名称，来源和证据要重新核对。</w:t>
+            </w:r>
+          </w:p>
+        </w:tc>
+      </w:tr>
+    </w:tbl>
+    <w:p>
+      <w:pPr>
+        <w:pStyle w:val="Heading1"/>
+      </w:pPr>
+      <w:r>
+        <w:t>三、每篇文献的流程</w:t>
+      </w:r>
+    </w:p>
+    <w:p>
+      <w:pPr>
+        <w:pStyle w:val="ListNumber"/>
+      </w:pPr>
+      <w:r>
+        <w:rPr>
+          <w:rFonts w:ascii="Microsoft YaHei" w:hAnsi="Microsoft YaHei" w:eastAsia="Microsoft YaHei"/>
+          <w:b w:val="0"/>
+          <w:color w:val="222222"/>
+          <w:sz w:val="21"/>
+        </w:rPr>
+        <w:t>A在协作表任务分配表中指定主提取者（B或C，或A本人）和专题复核人。</w:t>
+      </w:r>
+    </w:p>
+    <w:p>
+      <w:pPr>
+        <w:pStyle w:val="ListNumber"/>
+      </w:pPr>
+      <w:r>
+        <w:rPr>
+          <w:rFonts w:ascii="Microsoft YaHei" w:hAnsi="Microsoft YaHei" w:eastAsia="Microsoft YaHei"/>
+          <w:b w:val="0"/>
+          <w:color w:val="222222"/>
+          <w:sz w:val="21"/>
+        </w:rPr>
+        <w:t>主提取者先查主实体登记表，再复制正式录入模板作为个人批次文件。</w:t>
+      </w:r>
+    </w:p>
+    <w:p>
+      <w:pPr>
+        <w:pStyle w:val="ListNumber"/>
+      </w:pPr>
+      <w:r>
+        <w:rPr>
+          <w:rFonts w:ascii="Microsoft YaHei" w:hAnsi="Microsoft YaHei" w:eastAsia="Microsoft YaHei"/>
+          <w:b w:val="0"/>
+          <w:color w:val="222222"/>
+          <w:sz w:val="21"/>
+        </w:rPr>
+        <w:t>依次填写：来源→史料片段→实体→关系→专题表→研究解释。</w:t>
+      </w:r>
+    </w:p>
+    <w:p>
+      <w:pPr>
+        <w:pStyle w:val="ListNumber"/>
+      </w:pPr>
+      <w:r>
+        <w:rPr>
+          <w:rFonts w:ascii="Microsoft YaHei" w:hAnsi="Microsoft YaHei" w:eastAsia="Microsoft YaHei"/>
+          <w:b w:val="0"/>
+          <w:color w:val="222222"/>
+          <w:sz w:val="21"/>
+        </w:rPr>
+        <w:t>新对象只使用自己的编号段；已登记对象直接复用；不确定时标“待查重”。</w:t>
+      </w:r>
+    </w:p>
+    <w:p>
+      <w:pPr>
+        <w:pStyle w:val="ListNumber"/>
+      </w:pPr>
+      <w:r>
+        <w:rPr>
+          <w:rFonts w:ascii="Microsoft YaHei" w:hAnsi="Microsoft YaHei" w:eastAsia="Microsoft YaHei"/>
+          <w:b w:val="0"/>
+          <w:color w:val="222222"/>
+          <w:sz w:val="21"/>
+        </w:rPr>
+        <w:t>一篇文献或20—30条记录后，提交审核摘要与批次交付检查；由A集中审核。</w:t>
+      </w:r>
+    </w:p>
+    <w:p>
+      <w:pPr>
+        <w:pStyle w:val="Heading1"/>
+      </w:pPr>
+      <w:r>
+        <w:t>四、最容易出错的地方</w:t>
       </w:r>
     </w:p>
     <w:p>
@@ -463,7 +1081,7 @@
           <w:color w:val="164E63"/>
           <w:sz w:val="21"/>
         </w:rPr>
-        <w:t>1. 领取文献和批次号：</w:t>
+        <w:t>同一文献：</w:t>
       </w:r>
       <w:r>
         <w:rPr>
@@ -472,7 +1090,7 @@
           <w:color w:val="222222"/>
           <w:sz w:val="21"/>
         </w:rPr>
-        <w:t>在“任务分配表”确认 batch_id、source_key、主提取者、涉及专题和复核人。每篇文献只有一位主提取者。</w:t>
+        <w:t>不要由B、C按专题拆分摘录；一篇文献只指定一位主提取者。</w:t>
       </w:r>
     </w:p>
     <w:p>
@@ -483,7 +1101,7 @@
           <w:color w:val="164E63"/>
           <w:sz w:val="21"/>
         </w:rPr>
-        <w:t>2. 确认编号范围：</w:t>
+        <w:t>同一对象：</w:t>
       </w:r>
       <w:r>
         <w:rPr>
@@ -492,7 +1110,7 @@
           <w:color w:val="222222"/>
           <w:sz w:val="21"/>
         </w:rPr>
-        <w:t>在“编号段登记表”查看自己可使用的来源、片段、实体和关系编号段。不得越界用号，也不要重复利用删除过的编号。</w:t>
+        <w:t>查到公共编号就复用，不能因为自己有新编号段而再建一个。</w:t>
       </w:r>
     </w:p>
     <w:p>
@@ -503,7 +1121,7 @@
           <w:color w:val="164E63"/>
           <w:sz w:val="21"/>
         </w:rPr>
-        <w:t>3. 查询公共实体：</w:t>
+        <w:t>审核：</w:t>
       </w:r>
       <w:r>
         <w:rPr>
@@ -512,39 +1130,66 @@
           <w:color w:val="222222"/>
           <w:sz w:val="21"/>
         </w:rPr>
-        <w:t>在“主实体登记表”搜索名称和别名。108坊（TC-FANG-0001—0108）和25条道路（TC-ROAD-0001—0025）已经预载，遇到时直接复用。</w:t>
+        <w:t>B/C不能将自己的批次改为审核通过或已发布；A也应保留复核记录。</w:t>
+      </w:r>
+    </w:p>
+    <w:p>
+      <w:r>
+        <w:rPr>
+          <w:rFonts w:ascii="Microsoft YaHei" w:hAnsi="Microsoft YaHei" w:eastAsia="Microsoft YaHei"/>
+          <w:b/>
+          <w:color w:val="164E63"/>
+          <w:sz w:val="21"/>
+        </w:rPr>
+        <w:t>自动关系：</w:t>
+      </w:r>
+      <w:r>
+        <w:rPr>
+          <w:rFonts w:ascii="Microsoft YaHei" w:hAnsi="Microsoft YaHei" w:eastAsia="Microsoft YaHei"/>
+          <w:b w:val="0"/>
+          <w:color w:val="222222"/>
+          <w:sz w:val="21"/>
+        </w:rPr>
+        <w:t>TC-REL-AUTO和TC-SPATIAL由程序生成，不占任何人的人工关系号。</w:t>
+      </w:r>
+    </w:p>
+    <w:p>
+      <w:pPr>
+        <w:pStyle w:val="Heading1"/>
+      </w:pPr>
+      <w:r>
+        <w:t>五、给AI的提示</w:t>
       </w:r>
     </w:p>
     <w:tbl>
       <w:tblPr>
         <w:tblW w:type="auto" w:w="0"/>
-        <w:tblLayout w:type="fixed"/>
         <w:tblLook w:firstColumn="1" w:firstRow="1" w:lastColumn="0" w:lastRow="0" w:noHBand="0" w:noVBand="1" w:val="04A0"/>
       </w:tblPr>
       <w:tblGrid>
-        <w:gridCol w:w="9184"/>
+        <w:gridCol w:w="9412"/>
       </w:tblGrid>
       <w:tr>
         <w:tc>
           <w:tcPr>
-            <w:tcW w:type="dxa" w:w="9298"/>
-            <w:shd w:fill="FFF6DD"/>
+            <w:tcW w:type="dxa" w:w="9412"/>
+            <w:shd w:fill="F4F7F8"/>
             <w:tcMar>
-              <w:top w:w="130" w:type="dxa"/>
-              <w:start w:w="160" w:type="dxa"/>
-              <w:bottom w:w="130" w:type="dxa"/>
-              <w:end w:w="160" w:type="dxa"/>
+              <w:top w:w="100" w:type="dxa"/>
+              <w:start w:w="120" w:type="dxa"/>
+              <w:bottom w:w="100" w:type="dxa"/>
+              <w:end w:w="120" w:type="dxa"/>
             </w:tcMar>
           </w:tcPr>
           <w:p>
             <w:r>
               <w:rPr>
                 <w:rFonts w:ascii="Microsoft YaHei" w:hAnsi="Microsoft YaHei" w:eastAsia="Microsoft YaHei"/>
-                <w:b/>
-                <w:color w:val="7A5A00"/>
-                <w:sz w:val="20"/>
+                <w:b w:val="0"/>
+                <w:color w:val="222222"/>
+                <w:sz w:val="19"/>
               </w:rPr>
-              <w:t>重要：主实体登记表中的“待补字段”只表示编号和身份已锁定，不表示该对象已经进入正式实体表，更不表示审核通过。</w:t>
+              <w:t>请使用 knowledge-graph-extraction v3.1 处理我提供的唐长安城文献。我是成员B或成员C，batch_id为：___，可用编号段为：___。请先读取协作登记表，复用公共对象编号。按来源→片段→实体→关系→专题表→研究解释的小批量顺序提取。所有新增记录保持待审核；完成一篇文献或20—30条后停止，输出审核摘要、复用/新建/待查重清单及待确认项。</w:t>
             </w:r>
           </w:p>
         </w:tc>
@@ -555,522 +1200,7 @@
         <w:pStyle w:val="Heading1"/>
       </w:pPr>
       <w:r>
-        <w:t>四、实际提取顺序</w:t>
-      </w:r>
-    </w:p>
-    <w:p>
-      <w:pPr>
-        <w:pStyle w:val="ListNumber"/>
-      </w:pPr>
-      <w:r>
-        <w:t>来源表：登记文献身份、版本、作者、年代和定位方式。</w:t>
-      </w:r>
-    </w:p>
-    <w:p>
-      <w:pPr>
-        <w:pStyle w:val="ListNumber"/>
-      </w:pPr>
-      <w:r>
-        <w:t>史料片段：摘录能够独立支持一项判断的“最小但完整”连续原文，写清页码、图号或章节。</w:t>
-      </w:r>
-    </w:p>
-    <w:p>
-      <w:pPr>
-        <w:pStyle w:val="ListNumber"/>
-      </w:pPr>
-      <w:r>
-        <w:t>实体表：先复用主实体登记表中的稳定编号；确需新建时使用获配编号。</w:t>
-      </w:r>
-    </w:p>
-    <w:p>
-      <w:pPr>
-        <w:pStyle w:val="ListNumber"/>
-      </w:pPr>
-      <w:r>
-        <w:t>关系表：确认源实体和目标实体都存在，再填写关系方向、标签和片段证据。</w:t>
-      </w:r>
-    </w:p>
-    <w:p>
-      <w:pPr>
-        <w:pStyle w:val="ListNumber"/>
-      </w:pPr>
-      <w:r>
-        <w:t>专题表：把该文献涉及的坊、道路、水渠、城门、地形、建筑、坊间/坊内关系等全部填完。</w:t>
-      </w:r>
-    </w:p>
-    <w:p>
-      <w:pPr>
-        <w:pStyle w:val="ListNumber"/>
-      </w:pPr>
-      <w:r>
-        <w:t>研究推论表：现代论文的解释、因果判断、争议、限制和反例单独保存，不写成基础事实。</w:t>
-      </w:r>
-    </w:p>
-    <w:p>
-      <w:pPr>
-        <w:pStyle w:val="ListNumber"/>
-      </w:pPr>
-      <w:r>
-        <w:t>同步检查：专题表中的对象和关系必须同步到实体表、关系表，不能只填专题表。</w:t>
-      </w:r>
-    </w:p>
-    <w:p>
-      <w:pPr>
-        <w:pStyle w:val="Heading1"/>
-      </w:pPr>
-      <w:r>
-        <w:t>五、遇到已有坊和道路怎么处理</w:t>
-      </w:r>
-    </w:p>
-    <w:tbl>
-      <w:tblPr>
-        <w:tblW w:type="auto" w:w="0"/>
-        <w:jc w:val="center"/>
-        <w:tblLayout w:type="fixed"/>
-        <w:tblLook w:firstColumn="1" w:firstRow="1" w:lastColumn="0" w:lastRow="0" w:noHBand="0" w:noVBand="1" w:val="04A0"/>
-      </w:tblPr>
-      <w:tblGrid>
-        <w:gridCol w:w="4649"/>
-        <w:gridCol w:w="4649"/>
-      </w:tblGrid>
-      <w:tr>
-        <w:trPr>
-          <w:tblHeader w:val="true"/>
-        </w:trPr>
-        <w:tc>
-          <w:tcPr>
-            <w:tcW w:type="dxa" w:w="2835"/>
-            <w:shd w:fill="164E63"/>
-          </w:tcPr>
-          <w:p>
-            <w:pPr>
-              <w:jc w:val="center"/>
-            </w:pPr>
-            <w:r>
-              <w:rPr>
-                <w:rFonts w:ascii="Microsoft YaHei" w:hAnsi="Microsoft YaHei" w:eastAsia="Microsoft YaHei"/>
-                <w:b/>
-                <w:color w:val="FFFFFF"/>
-                <w:sz w:val="19"/>
-              </w:rPr>
-              <w:t>情况</w:t>
-            </w:r>
-          </w:p>
-        </w:tc>
-        <w:tc>
-          <w:tcPr>
-            <w:tcW w:type="dxa" w:w="6350"/>
-            <w:shd w:fill="164E63"/>
-          </w:tcPr>
-          <w:p>
-            <w:pPr>
-              <w:jc w:val="center"/>
-            </w:pPr>
-            <w:r>
-              <w:rPr>
-                <w:rFonts w:ascii="Microsoft YaHei" w:hAnsi="Microsoft YaHei" w:eastAsia="Microsoft YaHei"/>
-                <w:b/>
-                <w:color w:val="FFFFFF"/>
-                <w:sz w:val="19"/>
-              </w:rPr>
-              <w:t>处理方法</w:t>
-            </w:r>
-          </w:p>
-        </w:tc>
-      </w:tr>
-      <w:tr>
-        <w:tc>
-          <w:tcPr>
-            <w:tcW w:type="dxa" w:w="2835"/>
-            <w:tcMar>
-              <w:top w:w="90" w:type="dxa"/>
-              <w:start w:w="120" w:type="dxa"/>
-              <w:bottom w:w="90" w:type="dxa"/>
-              <w:end w:w="120" w:type="dxa"/>
-            </w:tcMar>
-          </w:tcPr>
-          <w:p>
-            <w:r>
-              <w:rPr>
-                <w:rFonts w:ascii="Microsoft YaHei" w:hAnsi="Microsoft YaHei" w:eastAsia="Microsoft YaHei"/>
-                <w:b/>
-                <w:color w:val="164E63"/>
-                <w:sz w:val="18"/>
-              </w:rPr>
-              <w:t>文献提到已登记的坊/道路</w:t>
-            </w:r>
-          </w:p>
-        </w:tc>
-        <w:tc>
-          <w:tcPr>
-            <w:tcW w:type="dxa" w:w="6350"/>
-            <w:tcMar>
-              <w:top w:w="90" w:type="dxa"/>
-              <w:start w:w="120" w:type="dxa"/>
-              <w:bottom w:w="90" w:type="dxa"/>
-              <w:end w:w="120" w:type="dxa"/>
-            </w:tcMar>
-          </w:tcPr>
-          <w:p>
-            <w:r>
-              <w:rPr>
-                <w:rFonts w:ascii="Microsoft YaHei" w:hAnsi="Microsoft YaHei" w:eastAsia="Microsoft YaHei"/>
-                <w:b w:val="0"/>
-                <w:color w:val="222222"/>
-                <w:sz w:val="18"/>
-              </w:rPr>
-              <w:t>直接复用现有编号，并在自己的来源、片段、实体/关系或专题记录中补充新证据。</w:t>
-            </w:r>
-          </w:p>
-        </w:tc>
-      </w:tr>
-      <w:tr>
-        <w:tc>
-          <w:tcPr>
-            <w:tcW w:type="dxa" w:w="2835"/>
-            <w:tcMar>
-              <w:top w:w="90" w:type="dxa"/>
-              <w:start w:w="120" w:type="dxa"/>
-              <w:bottom w:w="90" w:type="dxa"/>
-              <w:end w:w="120" w:type="dxa"/>
-            </w:tcMar>
-          </w:tcPr>
-          <w:p>
-            <w:r>
-              <w:rPr>
-                <w:rFonts w:ascii="Microsoft YaHei" w:hAnsi="Microsoft YaHei" w:eastAsia="Microsoft YaHei"/>
-                <w:b/>
-                <w:color w:val="164E63"/>
-                <w:sz w:val="18"/>
-              </w:rPr>
-              <w:t>已有编号但字段不完整</w:t>
-            </w:r>
-          </w:p>
-        </w:tc>
-        <w:tc>
-          <w:tcPr>
-            <w:tcW w:type="dxa" w:w="6350"/>
-            <w:tcMar>
-              <w:top w:w="90" w:type="dxa"/>
-              <w:start w:w="120" w:type="dxa"/>
-              <w:bottom w:w="90" w:type="dxa"/>
-              <w:end w:w="120" w:type="dxa"/>
-            </w:tcMar>
-          </w:tcPr>
-          <w:p>
-            <w:r>
-              <w:rPr>
-                <w:rFonts w:ascii="Microsoft YaHei" w:hAnsi="Microsoft YaHei" w:eastAsia="Microsoft YaHei"/>
-                <w:b w:val="0"/>
-                <w:color w:val="222222"/>
-                <w:sz w:val="18"/>
-              </w:rPr>
-              <w:t>不要新建实体；继续使用原编号，把本篇文献能支持的字段和片段补进个人批次，交由集中审核。</w:t>
-            </w:r>
-          </w:p>
-        </w:tc>
-      </w:tr>
-      <w:tr>
-        <w:tc>
-          <w:tcPr>
-            <w:tcW w:type="dxa" w:w="2835"/>
-            <w:tcMar>
-              <w:top w:w="90" w:type="dxa"/>
-              <w:start w:w="120" w:type="dxa"/>
-              <w:bottom w:w="90" w:type="dxa"/>
-              <w:end w:w="120" w:type="dxa"/>
-            </w:tcMar>
-          </w:tcPr>
-          <w:p>
-            <w:r>
-              <w:rPr>
-                <w:rFonts w:ascii="Microsoft YaHei" w:hAnsi="Microsoft YaHei" w:eastAsia="Microsoft YaHei"/>
-                <w:b/>
-                <w:color w:val="164E63"/>
-                <w:sz w:val="18"/>
-              </w:rPr>
-              <w:t>名称相似，不确定是不是同一对象</w:t>
-            </w:r>
-          </w:p>
-        </w:tc>
-        <w:tc>
-          <w:tcPr>
-            <w:tcW w:type="dxa" w:w="6350"/>
-            <w:tcMar>
-              <w:top w:w="90" w:type="dxa"/>
-              <w:start w:w="120" w:type="dxa"/>
-              <w:bottom w:w="90" w:type="dxa"/>
-              <w:end w:w="120" w:type="dxa"/>
-            </w:tcMar>
-          </w:tcPr>
-          <w:p>
-            <w:r>
-              <w:rPr>
-                <w:rFonts w:ascii="Microsoft YaHei" w:hAnsi="Microsoft YaHei" w:eastAsia="Microsoft YaHei"/>
-                <w:b w:val="0"/>
-                <w:color w:val="222222"/>
-                <w:sz w:val="18"/>
-              </w:rPr>
-              <w:t>标记“待查重对象：可能对应某编号”，不要擅自合并，也不要为了方便新建近似实体。</w:t>
-            </w:r>
-          </w:p>
-        </w:tc>
-      </w:tr>
-      <w:tr>
-        <w:tc>
-          <w:tcPr>
-            <w:tcW w:type="dxa" w:w="2835"/>
-            <w:tcMar>
-              <w:top w:w="90" w:type="dxa"/>
-              <w:start w:w="120" w:type="dxa"/>
-              <w:bottom w:w="90" w:type="dxa"/>
-              <w:end w:w="120" w:type="dxa"/>
-            </w:tcMar>
-          </w:tcPr>
-          <w:p>
-            <w:r>
-              <w:rPr>
-                <w:rFonts w:ascii="Microsoft YaHei" w:hAnsi="Microsoft YaHei" w:eastAsia="Microsoft YaHei"/>
-                <w:b/>
-                <w:color w:val="164E63"/>
-                <w:sz w:val="18"/>
-              </w:rPr>
-              <w:t>道路是项目描述名或推导名称</w:t>
-            </w:r>
-          </w:p>
-        </w:tc>
-        <w:tc>
-          <w:tcPr>
-            <w:tcW w:type="dxa" w:w="6350"/>
-            <w:tcMar>
-              <w:top w:w="90" w:type="dxa"/>
-              <w:start w:w="120" w:type="dxa"/>
-              <w:bottom w:w="90" w:type="dxa"/>
-              <w:end w:w="120" w:type="dxa"/>
-            </w:tcMar>
-          </w:tcPr>
-          <w:p>
-            <w:r>
-              <w:rPr>
-                <w:rFonts w:ascii="Microsoft YaHei" w:hAnsi="Microsoft YaHei" w:eastAsia="Microsoft YaHei"/>
-                <w:b w:val="0"/>
-                <w:color w:val="222222"/>
-                <w:sz w:val="18"/>
-              </w:rPr>
-              <w:t>保留原编号，但在备注中说明“项目描述/推导”，由道路专题复核人确认。</w:t>
-            </w:r>
-          </w:p>
-        </w:tc>
-      </w:tr>
-      <w:tr>
-        <w:tc>
-          <w:tcPr>
-            <w:tcW w:type="dxa" w:w="2835"/>
-            <w:tcMar>
-              <w:top w:w="90" w:type="dxa"/>
-              <w:start w:w="120" w:type="dxa"/>
-              <w:bottom w:w="90" w:type="dxa"/>
-              <w:end w:w="120" w:type="dxa"/>
-            </w:tcMar>
-          </w:tcPr>
-          <w:p>
-            <w:r>
-              <w:rPr>
-                <w:rFonts w:ascii="Microsoft YaHei" w:hAnsi="Microsoft YaHei" w:eastAsia="Microsoft YaHei"/>
-                <w:b/>
-                <w:color w:val="164E63"/>
-                <w:sz w:val="18"/>
-              </w:rPr>
-              <w:t>主实体登记表没有该对象</w:t>
-            </w:r>
-          </w:p>
-        </w:tc>
-        <w:tc>
-          <w:tcPr>
-            <w:tcW w:type="dxa" w:w="6350"/>
-            <w:tcMar>
-              <w:top w:w="90" w:type="dxa"/>
-              <w:start w:w="120" w:type="dxa"/>
-              <w:bottom w:w="90" w:type="dxa"/>
-              <w:end w:w="120" w:type="dxa"/>
-            </w:tcMar>
-          </w:tcPr>
-          <w:p>
-            <w:r>
-              <w:rPr>
-                <w:rFonts w:ascii="Microsoft YaHei" w:hAnsi="Microsoft YaHei" w:eastAsia="Microsoft YaHei"/>
-                <w:b w:val="0"/>
-                <w:color w:val="222222"/>
-                <w:sz w:val="18"/>
-              </w:rPr>
-              <w:t>先查标准名称、繁体名、别名和位置；确认确为新对象后，使用自己获配的新编号。</w:t>
-            </w:r>
-          </w:p>
-        </w:tc>
-      </w:tr>
-    </w:tbl>
-    <w:p>
-      <w:pPr>
-        <w:pStyle w:val="Heading1"/>
-      </w:pPr>
-      <w:r>
-        <w:t>六、审核状态怎么填</w:t>
-      </w:r>
-    </w:p>
-    <w:p>
-      <w:r>
-        <w:rPr>
-          <w:rFonts w:ascii="Microsoft YaHei" w:hAnsi="Microsoft YaHei" w:eastAsia="Microsoft YaHei"/>
-          <w:b/>
-          <w:color w:val="164E63"/>
-          <w:sz w:val="21"/>
-        </w:rPr>
-        <w:t>待审核：</w:t>
-      </w:r>
-      <w:r>
-        <w:t>个人批次中新建或修改的普通状态。</w:t>
-      </w:r>
-    </w:p>
-    <w:p>
-      <w:r>
-        <w:rPr>
-          <w:rFonts w:ascii="Microsoft YaHei" w:hAnsi="Microsoft YaHei" w:eastAsia="Microsoft YaHei"/>
-          <w:b/>
-          <w:color w:val="164E63"/>
-          <w:sz w:val="21"/>
-        </w:rPr>
-        <w:t>待补字段：</w:t>
-      </w:r>
-      <w:r>
-        <w:t>公共编号已锁定，但正式字段、证据或描述尚未补齐。</w:t>
-      </w:r>
-    </w:p>
-    <w:p>
-      <w:r>
-        <w:rPr>
-          <w:rFonts w:ascii="Microsoft YaHei" w:hAnsi="Microsoft YaHei" w:eastAsia="Microsoft YaHei"/>
-          <w:b/>
-          <w:color w:val="164E63"/>
-          <w:sz w:val="21"/>
-        </w:rPr>
-        <w:t>待补证据：</w:t>
-      </w:r>
-      <w:r>
-        <w:t>对象可以识别，但还缺片段级原文、图号或可靠来源。</w:t>
-      </w:r>
-    </w:p>
-    <w:p>
-      <w:r>
-        <w:rPr>
-          <w:rFonts w:ascii="Microsoft YaHei" w:hAnsi="Microsoft YaHei" w:eastAsia="Microsoft YaHei"/>
-          <w:b/>
-          <w:color w:val="164E63"/>
-          <w:sz w:val="21"/>
-        </w:rPr>
-        <w:t>待查重：</w:t>
-      </w:r>
-      <w:r>
-        <w:t>怀疑与已有实体重复，等待项目负责人判断。</w:t>
-      </w:r>
-    </w:p>
-    <w:p>
-      <w:r>
-        <w:rPr>
-          <w:rFonts w:ascii="Microsoft YaHei" w:hAnsi="Microsoft YaHei" w:eastAsia="Microsoft YaHei"/>
-          <w:b/>
-          <w:color w:val="164E63"/>
-          <w:sz w:val="21"/>
-        </w:rPr>
-        <w:t>审核通过/已发布：</w:t>
-      </w:r>
-      <w:r>
-        <w:t>只能由项目负责人在人工审核和依赖校验完成后修改。</w:t>
-      </w:r>
-    </w:p>
-    <w:p>
-      <w:pPr>
-        <w:pStyle w:val="Heading1"/>
-      </w:pPr>
-      <w:r>
-        <w:t>七、每个批次怎么交付</w:t>
-      </w:r>
-    </w:p>
-    <w:p>
-      <w:pPr>
-        <w:pStyle w:val="ListBullet"/>
-      </w:pPr>
-      <w:r>
-        <w:t>独立Excel工作簿，文件名：BATCH-序号_姓名_文献简称_YYYYMMDD.xlsx。</w:t>
-      </w:r>
-    </w:p>
-    <w:p>
-      <w:pPr>
-        <w:pStyle w:val="ListBullet"/>
-      </w:pPr>
-      <w:r>
-        <w:t>审核摘要：来源、片段、实体、关系和各专题表新增/修改数量。</w:t>
-      </w:r>
-    </w:p>
-    <w:p>
-      <w:pPr>
-        <w:pStyle w:val="ListBullet"/>
-      </w:pPr>
-      <w:r>
-        <w:t>关键引文清单：原文、页码、图号或章节位置。</w:t>
-      </w:r>
-    </w:p>
-    <w:p>
-      <w:pPr>
-        <w:pStyle w:val="ListBullet"/>
-      </w:pPr>
-      <w:r>
-        <w:t>实体清单：新建、复用、待查重分别列出。</w:t>
-      </w:r>
-    </w:p>
-    <w:p>
-      <w:pPr>
-        <w:pStyle w:val="ListBullet"/>
-      </w:pPr>
-      <w:r>
-        <w:t>问题清单：推断、争议、反例、缺失字段和待确认项。</w:t>
-      </w:r>
-    </w:p>
-    <w:p>
-      <w:pPr>
-        <w:pStyle w:val="ListBullet"/>
-      </w:pPr>
-      <w:r>
-        <w:t>自检结果：专题表是否同步实体/关系，编号是否在分配范围内，是否存在悬空端点。</w:t>
-      </w:r>
-    </w:p>
-    <w:p>
-      <w:pPr>
-        <w:pStyle w:val="Heading1"/>
-      </w:pPr>
-      <w:r>
-        <w:t>八、项目负责人收到文件后怎么做</w:t>
-      </w:r>
-    </w:p>
-    <w:p>
-      <w:pPr>
-        <w:jc w:val="center"/>
-      </w:pPr>
-      <w:r>
-        <w:rPr>
-          <w:rFonts w:ascii="Microsoft YaHei" w:hAnsi="Microsoft YaHei" w:eastAsia="Microsoft YaHei"/>
-          <w:b/>
-          <w:color w:val="1F6475"/>
-          <w:sz w:val="20"/>
-        </w:rPr>
-        <w:t>冻结个人批次 → 核对来源版本 → 查重实体 → 处理编号冲突 → 合并片段 → 合并专题表 → 重建实体/关系 → 结构校验 → 人工审核 → 发布白名单 → 平台导入与网页验收</w:t>
-      </w:r>
-    </w:p>
-    <w:p>
-      <w:pPr>
-        <w:pStyle w:val="Heading1"/>
-      </w:pPr>
-      <w:r>
-        <w:t>九、禁止事项</w:t>
+        <w:t>六、禁止事项</w:t>
       </w:r>
     </w:p>
     <w:p>
@@ -1082,9 +1212,9 @@
           <w:rFonts w:ascii="Microsoft YaHei" w:hAnsi="Microsoft YaHei" w:eastAsia="Microsoft YaHei"/>
           <w:b w:val="0"/>
           <w:color w:val="9B2C2C"/>
-          <w:sz w:val="21"/>
+          <w:sz w:val="20"/>
         </w:rPr>
-        <w:t>不要把同一篇文献按专题拆给多人分别摘录。</w:t>
+        <w:t>不要跨编号段用号。</w:t>
       </w:r>
     </w:p>
     <w:p>
@@ -1096,9 +1226,9 @@
           <w:rFonts w:ascii="Microsoft YaHei" w:hAnsi="Microsoft YaHei" w:eastAsia="Microsoft YaHei"/>
           <w:b w:val="0"/>
           <w:color w:val="9B2C2C"/>
-          <w:sz w:val="21"/>
+          <w:sz w:val="20"/>
         </w:rPr>
-        <w:t>不要多人轮流编辑同一个个人批次工作簿。</w:t>
+        <w:t>不要把同一篇文献拆给多人分专题摘录。</w:t>
       </w:r>
     </w:p>
     <w:p>
@@ -1110,9 +1240,9 @@
           <w:rFonts w:ascii="Microsoft YaHei" w:hAnsi="Microsoft YaHei" w:eastAsia="Microsoft YaHei"/>
           <w:b w:val="0"/>
           <w:color w:val="9B2C2C"/>
-          <w:sz w:val="21"/>
+          <w:sz w:val="20"/>
         </w:rPr>
-        <w:t>不要直接在稳定样例或Skill资产原件上追加数据。</w:t>
+        <w:t>不要只填专题表，漏掉来源、片段、实体或关系。</w:t>
       </w:r>
     </w:p>
     <w:p>
@@ -1124,21 +1254,7 @@
           <w:rFonts w:ascii="Microsoft YaHei" w:hAnsi="Microsoft YaHei" w:eastAsia="Microsoft YaHei"/>
           <w:b w:val="0"/>
           <w:color w:val="9B2C2C"/>
-          <w:sz w:val="21"/>
-        </w:rPr>
-        <w:t>不要只填专题表而漏掉来源、片段、实体和关系。</w:t>
-      </w:r>
-    </w:p>
-    <w:p>
-      <w:pPr>
-        <w:pStyle w:val="ListBullet"/>
-      </w:pPr>
-      <w:r>
-        <w:rPr>
-          <w:rFonts w:ascii="Microsoft YaHei" w:hAnsi="Microsoft YaHei" w:eastAsia="Microsoft YaHei"/>
-          <w:b w:val="0"/>
-          <w:color w:val="9B2C2C"/>
-          <w:sz w:val="21"/>
+          <w:sz w:val="20"/>
         </w:rPr>
         <w:t>不要猜测坐标、宽度、名称或关系。</w:t>
       </w:r>
@@ -1152,88 +1268,11 @@
           <w:rFonts w:ascii="Microsoft YaHei" w:hAnsi="Microsoft YaHei" w:eastAsia="Microsoft YaHei"/>
           <w:b w:val="0"/>
           <w:color w:val="9B2C2C"/>
-          <w:sz w:val="21"/>
+          <w:sz w:val="20"/>
         </w:rPr>
-        <w:t>不要把现代学者推论写成古代事实。</w:t>
+        <w:t>不要把个人批次直接导入平台或发布。</w:t>
       </w:r>
     </w:p>
-    <w:p>
-      <w:pPr>
-        <w:pStyle w:val="ListBullet"/>
-      </w:pPr>
-      <w:r>
-        <w:rPr>
-          <w:rFonts w:ascii="Microsoft YaHei" w:hAnsi="Microsoft YaHei" w:eastAsia="Microsoft YaHei"/>
-          <w:b w:val="0"/>
-          <w:color w:val="9B2C2C"/>
-          <w:sz w:val="21"/>
-        </w:rPr>
-        <w:t>不要自行标记审核通过、已发布或直接导入平台。</w:t>
-      </w:r>
-    </w:p>
-    <w:p>
-      <w:pPr>
-        <w:pStyle w:val="Heading1"/>
-      </w:pPr>
-      <w:r>
-        <w:t>十、第一次试运行建议</w:t>
-      </w:r>
-    </w:p>
-    <w:p>
-      <w:r>
-        <w:t>每位同事先完成一篇文献或一个20—30条的小批次。项目负责人集中审核一次，确认编号复用、片段长度、实体/关系同步和研究解释分层都一致后，再扩大到全量。</w:t>
-      </w:r>
-    </w:p>
-    <w:p>
-      <w:pPr>
-        <w:pStyle w:val="Heading1"/>
-      </w:pPr>
-      <w:r>
-        <w:t>十一、可直接复制给AI的任务提示</w:t>
-      </w:r>
-    </w:p>
-    <w:tbl>
-      <w:tblPr>
-        <w:tblW w:type="auto" w:w="0"/>
-        <w:tblLayout w:type="fixed"/>
-        <w:tblLook w:firstColumn="1" w:firstRow="1" w:lastColumn="0" w:lastRow="0" w:noHBand="0" w:noVBand="1" w:val="04A0"/>
-      </w:tblPr>
-      <w:tblGrid>
-        <w:gridCol w:w="9184"/>
-      </w:tblGrid>
-      <w:tr>
-        <w:tc>
-          <w:tcPr>
-            <w:tcW w:type="dxa" w:w="9298"/>
-            <w:shd w:fill="F4F7F8"/>
-            <w:tcMar>
-              <w:top w:w="150" w:type="dxa"/>
-              <w:start w:w="180" w:type="dxa"/>
-              <w:bottom w:w="150" w:type="dxa"/>
-              <w:end w:w="180" w:type="dxa"/>
-            </w:tcMar>
-          </w:tcPr>
-          <w:p>
-            <w:r>
-              <w:rPr>
-                <w:rFonts w:ascii="Microsoft YaHei" w:hAnsi="Microsoft YaHei" w:eastAsia="Microsoft YaHei"/>
-                <w:b w:val="0"/>
-                <w:color w:val="243238"/>
-                <w:sz w:val="19"/>
-              </w:rPr>
-              <w:t>请使用 knowledge-graph-extraction v3，处理我提供的唐长安城文献。</w:t>
-              <w:br/>
-              <w:t>我的批次号是：____；获配编号范围是：____。</w:t>
-              <w:br/>
-              <w:t>请先读取主实体登记表，复用已有坊和道路编号；按来源→史料片段→实体→关系→专题表→研究推论的顺序，小批量提取。</w:t>
-              <w:br/>
-              <w:t>所有新记录保持待审核，不得发布。每完成一篇文献或20—30条记录后暂停，输出审核摘要、复用/新建/待查重实体清单、疑点和待确认项。</w:t>
-            </w:r>
-          </w:p>
-        </w:tc>
-      </w:tr>
-    </w:tbl>
-    <w:p/>
     <w:p>
       <w:pPr>
         <w:jc w:val="center"/>
@@ -1245,14 +1284,14 @@
           <w:color w:val="164E63"/>
           <w:sz w:val="22"/>
         </w:rPr>
-        <w:t>如有疑问，先停在“待确认”状态，不猜测、不补造。</w:t>
+        <w:t>不确定时停在“待确认”，由成员A组织判断。</w:t>
       </w:r>
     </w:p>
     <w:sectPr>
       <w:headerReference w:type="default" r:id="rId9"/>
       <w:footerReference w:type="default" r:id="rId10"/>
       <w:pgSz w:w="11906" w:h="16838"/>
-      <w:pgMar w:top="1247" w:right="1304" w:bottom="1134" w:left="1304" w:header="624" w:footer="624" w:gutter="0"/>
+      <w:pgMar w:top="1134" w:right="1247" w:bottom="1020" w:left="1247" w:header="720" w:footer="720" w:gutter="0"/>
       <w:cols w:space="720"/>
       <w:docGrid w:linePitch="360"/>
     </w:sectPr>
@@ -1274,7 +1313,7 @@
         <w:color w:val="5F6B73"/>
         <w:sz w:val="17"/>
       </w:rPr>
-      <w:t>内部协作文件 · v1 · 2026-08-13</w:t>
+      <w:t>内部协作文件 · 三人版 · 2026-08-13</w:t>
     </w:r>
   </w:p>
 </w:ftr>
@@ -1294,7 +1333,7 @@
         <w:color w:val="5F6B73"/>
         <w:sz w:val="17"/>
       </w:rPr>
-      <w:t>唐长安城知识图谱 · 多人全量提取</w:t>
+      <w:t>唐长安城知识图谱 · 三人协作包</w:t>
     </w:r>
   </w:p>
 </w:hdr>
@@ -1664,10 +1703,12 @@
     <w:qFormat/>
     <w:rsid w:val="00FC693F"/>
     <w:pPr>
-      <w:spacing w:after="100" w:line="300" w:lineRule="auto"/>
+      <w:spacing w:after="100" w:line="288" w:lineRule="auto"/>
     </w:pPr>
     <w:rPr>
       <w:rFonts w:ascii="Microsoft YaHei" w:hAnsi="Microsoft YaHei" w:eastAsia="Microsoft YaHei"/>
+      <w:b w:val="0"/>
+      <w:color w:val="222222"/>
       <w:sz w:val="21"/>
     </w:rPr>
   </w:style>
@@ -1726,7 +1767,7 @@
     <w:pPr>
       <w:keepNext/>
       <w:keepLines/>
-      <w:spacing w:before="320" w:after="160"/>
+      <w:spacing w:before="480" w:after="0"/>
       <w:outlineLvl w:val="0"/>
     </w:pPr>
     <w:rPr>
@@ -1750,7 +1791,7 @@
     <w:pPr>
       <w:keepNext/>
       <w:keepLines/>
-      <w:spacing w:before="240" w:after="120"/>
+      <w:spacing w:before="200" w:after="0"/>
       <w:outlineLvl w:val="1"/>
     </w:pPr>
     <w:rPr>
@@ -1774,15 +1815,14 @@
     <w:pPr>
       <w:keepNext/>
       <w:keepLines/>
-      <w:spacing w:before="160" w:after="80"/>
+      <w:spacing w:before="200" w:after="0"/>
       <w:outlineLvl w:val="2"/>
     </w:pPr>
     <w:rPr>
-      <w:rFonts w:asciiTheme="majorHAnsi" w:eastAsiaTheme="majorEastAsia" w:hAnsiTheme="majorHAnsi" w:cstheme="majorBidi" w:ascii="Microsoft YaHei" w:hAnsi="Microsoft YaHei" w:eastAsia="Microsoft YaHei"/>
+      <w:rFonts w:asciiTheme="majorHAnsi" w:eastAsiaTheme="majorEastAsia" w:hAnsiTheme="majorHAnsi" w:cstheme="majorBidi"/>
       <w:b/>
       <w:bCs/>
-      <w:color w:val="1F6475"/>
-      <w:sz w:val="23"/>
+      <w:color w:val="4F81BD" w:themeColor="accent1"/>
     </w:rPr>
   </w:style>
   <w:style w:type="paragraph" w:styleId="Heading4">
